--- a/Отчет_ПЗ3_Кузьменко.docx
+++ b/Отчет_ПЗ3_Кузьменко.docx
@@ -3,10 +3,12 @@
 <w:document xmlns:wpc="http://schemas.microsoft.com/office/word/2010/wordprocessingCanvas" xmlns:mo="http://schemas.microsoft.com/office/mac/office/2008/main" xmlns:mc="http://schemas.openxmlformats.org/markup-compatibility/2006" xmlns:mv="urn:schemas-microsoft-com:mac:vml" xmlns:o="urn:schemas-microsoft-com:office:office" xmlns:r="http://schemas.openxmlformats.org/officeDocument/2006/relationships" xmlns:m="http://schemas.openxmlformats.org/officeDocument/2006/math" xmlns:v="urn:schemas-microsoft-com:vml" xmlns:wp14="http://schemas.microsoft.com/office/word/2010/wordprocessingDrawing" xmlns:wp="http://schemas.openxmlformats.org/drawingml/2006/wordprocessingDrawing" xmlns:w10="urn:schemas-microsoft-com:office:word" xmlns:w="http://schemas.openxmlformats.org/wordprocessingml/2006/main" xmlns:w14="http://schemas.microsoft.com/office/word/2010/wordml" xmlns:wpg="http://schemas.microsoft.com/office/word/2010/wordprocessingGroup" xmlns:wpi="http://schemas.microsoft.com/office/word/2010/wordprocessingInk" xmlns:wne="http://schemas.microsoft.com/office/word/2006/wordml" xmlns:wps="http://schemas.microsoft.com/office/word/2010/wordprocessingShape" mc:Ignorable="w14 wp14">
   <w:body>
     <w:p>
-      <w:pPr>
-        <w:pStyle w:val="Title"/>
-      </w:pPr>
       <w:r>
+        <w:rPr>
+          <w:b/>
+          <w:color w:val="000000"/>
+          <w:sz w:val="32"/>
+        </w:rPr>
         <w:t>Отчет по ПЗ 3</w:t>
       </w:r>
     </w:p>
@@ -16,10 +18,11 @@
       </w:r>
     </w:p>
     <w:p>
-      <w:pPr>
-        <w:pStyle w:val="Heading1"/>
-      </w:pPr>
       <w:r>
+        <w:rPr>
+          <w:b/>
+          <w:color w:val="000000"/>
+        </w:rPr>
         <w:t>Код:</w:t>
       </w:r>
     </w:p>

--- a/Отчет_ПЗ3_Кузьменко.docx
+++ b/Отчет_ПЗ3_Кузьменко.docx
@@ -5,6 +5,7 @@
     <w:p>
       <w:r>
         <w:rPr>
+          <w:rFonts w:ascii="Arial" w:hAnsi="Arial"/>
           <w:b/>
           <w:color w:val="000000"/>
           <w:sz w:val="32"/>
@@ -18,12 +19,11 @@
       </w:r>
     </w:p>
     <w:p>
+      <w:pPr>
+        <w:pStyle w:val="Heading2"/>
+      </w:pPr>
       <w:r>
-        <w:rPr>
-          <w:b/>
-          <w:color w:val="000000"/>
-        </w:rPr>
-        <w:t>Код:</w:t>
+        <w:t>Код скрипта:</w:t>
       </w:r>
     </w:p>
     <w:p>
@@ -433,6 +433,78 @@
         <w:t>PRAGMA foreign_key_list(copies);</w:t>
       </w:r>
     </w:p>
+    <w:p>
+      <w:r>
+        <w:drawing>
+          <wp:inline xmlns:a="http://schemas.openxmlformats.org/drawingml/2006/main" xmlns:pic="http://schemas.openxmlformats.org/drawingml/2006/picture">
+            <wp:extent cx="5486400" cy="3339548"/>
+            <wp:docPr id="1" name="Picture 1"/>
+            <wp:cNvGraphicFramePr>
+              <a:graphicFrameLocks noChangeAspect="1"/>
+            </wp:cNvGraphicFramePr>
+            <a:graphic>
+              <a:graphicData uri="http://schemas.openxmlformats.org/drawingml/2006/picture">
+                <pic:pic>
+                  <pic:nvPicPr>
+                    <pic:cNvPr id="0" name="pz3_schema_diagram.png"/>
+                    <pic:cNvPicPr/>
+                  </pic:nvPicPr>
+                  <pic:blipFill>
+                    <a:blip r:embed="rId9"/>
+                    <a:stretch>
+                      <a:fillRect/>
+                    </a:stretch>
+                  </pic:blipFill>
+                  <pic:spPr>
+                    <a:xfrm>
+                      <a:off x="0" y="0"/>
+                      <a:ext cx="5486400" cy="3339548"/>
+                    </a:xfrm>
+                    <a:prstGeom prst="rect"/>
+                  </pic:spPr>
+                </pic:pic>
+              </a:graphicData>
+            </a:graphic>
+          </wp:inline>
+        </w:drawing>
+      </w:r>
+    </w:p>
+    <w:p>
+      <w:r>
+        <w:drawing>
+          <wp:inline xmlns:a="http://schemas.openxmlformats.org/drawingml/2006/main" xmlns:pic="http://schemas.openxmlformats.org/drawingml/2006/picture">
+            <wp:extent cx="5486400" cy="3169920"/>
+            <wp:docPr id="2" name="Picture 2"/>
+            <wp:cNvGraphicFramePr>
+              <a:graphicFrameLocks noChangeAspect="1"/>
+            </wp:cNvGraphicFramePr>
+            <a:graphic>
+              <a:graphicData uri="http://schemas.openxmlformats.org/drawingml/2006/picture">
+                <pic:pic>
+                  <pic:nvPicPr>
+                    <pic:cNvPr id="0" name="pz3_test_fk.png"/>
+                    <pic:cNvPicPr/>
+                  </pic:nvPicPr>
+                  <pic:blipFill>
+                    <a:blip r:embed="rId10"/>
+                    <a:stretch>
+                      <a:fillRect/>
+                    </a:stretch>
+                  </pic:blipFill>
+                  <pic:spPr>
+                    <a:xfrm>
+                      <a:off x="0" y="0"/>
+                      <a:ext cx="5486400" cy="3169920"/>
+                    </a:xfrm>
+                    <a:prstGeom prst="rect"/>
+                  </pic:spPr>
+                </pic:pic>
+              </a:graphicData>
+            </a:graphic>
+          </wp:inline>
+        </w:drawing>
+      </w:r>
+    </w:p>
     <w:sectPr>
       <w:pgSz w:w="12240" w:h="15840"/>
       <w:pgMar w:top="1440" w:right="1800" w:bottom="1440" w:left="1800" w:header="720" w:footer="720" w:gutter="0"/>

--- a/Отчет_ПЗ3_Кузьменко.docx
+++ b/Отчет_ПЗ3_Кузьменко.docx
@@ -5,10 +5,8 @@
     <w:p>
       <w:r>
         <w:rPr>
-          <w:rFonts w:ascii="Arial" w:hAnsi="Arial"/>
           <w:b/>
-          <w:color w:val="000000"/>
-          <w:sz w:val="32"/>
+          <w:sz w:val="28"/>
         </w:rPr>
         <w:t>Отчет по ПЗ 3</w:t>
       </w:r>
@@ -20,489 +18,28 @@
     </w:p>
     <w:p>
       <w:pPr>
-        <w:pStyle w:val="Heading2"/>
+        <w:pStyle w:val="Heading1"/>
       </w:pPr>
       <w:r>
-        <w:t>Код скрипта:</w:t>
+        <w:t>Анализ реализации:</w:t>
       </w:r>
     </w:p>
     <w:p>
       <w:r>
-        <w:t>-- =====================================================================</w:t>
-        <w:br/>
-        <w:t>-- ПРАКТИЧЕСКАЯ РАБОТА № 3</w:t>
-        <w:br/>
-        <w:t>-- Тема: Связи между таблицами и ссылочная целостность в SQLite</w:t>
-        <w:br/>
-        <w:t>-- Студент: Титов</w:t>
-        <w:br/>
-        <w:t>-- Файл скрипта: pz3.sql</w:t>
-        <w:br/>
-        <w:t>-- =====================================================================</w:t>
-        <w:br/>
-        <w:br/>
-        <w:t>-- Обязательное включение контроля внешних ключей в SQLite</w:t>
-        <w:br/>
-        <w:t>PRAGMA foreign_keys = ON;</w:t>
-        <w:br/>
-        <w:br/>
-        <w:t>-- ---------------------------------------------------------------------</w:t>
-        <w:br/>
-        <w:t>-- 1. Удаление дочерних и родительских таблиц (в порядке зависимостей)</w:t>
-        <w:br/>
-        <w:t>-- ---------------------------------------------------------------------</w:t>
-        <w:br/>
-        <w:t>DROP TABLE IF EXISTS book_genres;</w:t>
-        <w:br/>
-        <w:t>DROP TABLE IF EXISTS genres;</w:t>
-        <w:br/>
-        <w:t>DROP TABLE IF EXISTS copies;</w:t>
-        <w:br/>
-        <w:t>DROP TABLE IF EXISTS book_authors;</w:t>
-        <w:br/>
-        <w:t>DROP TABLE IF EXISTS books;</w:t>
-        <w:br/>
-        <w:t>DROP TABLE IF EXISTS authors;</w:t>
-        <w:br/>
-        <w:t>DROP TABLE IF EXISTS publishers;</w:t>
-        <w:br/>
-        <w:br/>
-        <w:t>-- ---------------------------------------------------------------------</w:t>
-        <w:br/>
-        <w:t>-- 2. Создание связанных таблиц схемы библиотеки</w:t>
-        <w:br/>
-        <w:t>-- ---------------------------------------------------------------------</w:t>
-        <w:br/>
-        <w:br/>
-        <w:t>-- Родительская таблица: Издательства</w:t>
-        <w:br/>
-        <w:t>CREATE TABLE publishers (</w:t>
-        <w:br/>
-        <w:t xml:space="preserve">    id INTEGER PRIMARY KEY AUTOINCREMENT,</w:t>
-        <w:br/>
-        <w:t xml:space="preserve">    name TEXT NOT NULL UNIQUE CHECK(length(trim(name)) &gt; 0),</w:t>
-        <w:br/>
-        <w:t xml:space="preserve">    city TEXT CHECK(city IS NULL OR length(trim(city)) &gt; 0)</w:t>
-        <w:br/>
-        <w:t>);</w:t>
-        <w:br/>
-        <w:br/>
-        <w:t>-- Родительская таблица: Авторы</w:t>
-        <w:br/>
-        <w:t>CREATE TABLE authors (</w:t>
-        <w:br/>
-        <w:t xml:space="preserve">    id INTEGER PRIMARY KEY AUTOINCREMENT,</w:t>
-        <w:br/>
-        <w:t xml:space="preserve">    name TEXT NOT NULL UNIQUE CHECK(length(trim(name)) &gt; 0),</w:t>
-        <w:br/>
-        <w:t xml:space="preserve">    birth_year INTEGER CHECK(birth_year IS NULL OR (birth_year &gt;= 1800 AND birth_year &lt;= 2026)),</w:t>
-        <w:br/>
-        <w:t xml:space="preserve">    country TEXT CHECK(country IS NULL OR length(trim(country)) &gt; 0)</w:t>
-        <w:br/>
-        <w:t>);</w:t>
-        <w:br/>
-        <w:br/>
-        <w:t>-- Таблица библиографического описания: Книги</w:t>
-        <w:br/>
-        <w:t>-- Связь с publishers (1:N) с правилом ON DELETE SET NULL</w:t>
-        <w:br/>
-        <w:t>CREATE TABLE books (</w:t>
-        <w:br/>
-        <w:t xml:space="preserve">    id INTEGER PRIMARY KEY AUTOINCREMENT,</w:t>
-        <w:br/>
-        <w:t xml:space="preserve">    title TEXT NOT NULL CHECK(length(trim(title)) &gt; 0),</w:t>
-        <w:br/>
-        <w:t xml:space="preserve">    isbn TEXT NOT NULL UNIQUE CHECK(length(trim(isbn)) &gt;= 10),</w:t>
-        <w:br/>
-        <w:t xml:space="preserve">    publisher_id INTEGER,</w:t>
-        <w:br/>
-        <w:t xml:space="preserve">    publication_year INTEGER CHECK(publication_year IS NULL OR (publication_year &gt;= 1500 AND publication_year &lt;= 2026)),</w:t>
-        <w:br/>
-        <w:t xml:space="preserve">    price REAL NOT NULL CHECK(price &gt; 0),</w:t>
-        <w:br/>
-        <w:t xml:space="preserve">    FOREIGN KEY (publisher_id) REFERENCES publishers(id) ON DELETE SET NULL</w:t>
-        <w:br/>
-        <w:t>);</w:t>
-        <w:br/>
-        <w:br/>
-        <w:t>-- Связующая таблица отношения M:N между books и authors</w:t>
-        <w:br/>
-        <w:t>-- Составной PRIMARY KEY (book_id, author_id)</w:t>
-        <w:br/>
-        <w:t>-- ON DELETE CASCADE для книги, ON DELETE RESTRICT для автора</w:t>
-        <w:br/>
-        <w:t>CREATE TABLE book_authors (</w:t>
-        <w:br/>
-        <w:t xml:space="preserve">    book_id INTEGER NOT NULL,</w:t>
-        <w:br/>
-        <w:t xml:space="preserve">    author_id INTEGER NOT NULL,</w:t>
-        <w:br/>
-        <w:t xml:space="preserve">    PRIMARY KEY (book_id, author_id),</w:t>
-        <w:br/>
-        <w:t xml:space="preserve">    FOREIGN KEY (book_id) REFERENCES books(id) ON DELETE CASCADE,</w:t>
-        <w:br/>
-        <w:t xml:space="preserve">    FOREIGN KEY (author_id) REFERENCES authors(id) ON DELETE RESTRICT</w:t>
-        <w:br/>
-        <w:t>);</w:t>
-        <w:br/>
-        <w:br/>
-        <w:t>-- Таблица физических экземпляров: copies</w:t>
-        <w:br/>
-        <w:t>-- Связь с books (1:N) с правилом ON DELETE CASCADE</w:t>
-        <w:br/>
-        <w:t>CREATE TABLE copies (</w:t>
-        <w:br/>
-        <w:t xml:space="preserve">    id INTEGER PRIMARY KEY AUTOINCREMENT,</w:t>
-        <w:br/>
-        <w:t xml:space="preserve">    book_id INTEGER NOT NULL,</w:t>
-        <w:br/>
-        <w:t xml:space="preserve">    inventory_no TEXT NOT NULL UNIQUE CHECK(length(trim(inventory_no)) &gt; 0),</w:t>
-        <w:br/>
-        <w:t xml:space="preserve">    status TEXT NOT NULL CHECK(status IN ('доступна', 'выдана', 'в ремонте', 'списана')),</w:t>
-        <w:br/>
-        <w:t xml:space="preserve">    FOREIGN KEY (book_id) REFERENCES books(id) ON DELETE CASCADE</w:t>
-        <w:br/>
-        <w:t>);</w:t>
-        <w:br/>
-        <w:br/>
-        <w:t>-- Индивидуальное усложнение: Вариант A (Жанры книг M:N)</w:t>
-        <w:br/>
-        <w:t>CREATE TABLE genres (</w:t>
-        <w:br/>
-        <w:t xml:space="preserve">    id INTEGER PRIMARY KEY AUTOINCREMENT,</w:t>
-        <w:br/>
-        <w:t xml:space="preserve">    name TEXT NOT NULL UNIQUE CHECK(length(trim(name)) &gt; 0),</w:t>
-        <w:br/>
-        <w:t xml:space="preserve">    description TEXT</w:t>
-        <w:br/>
-        <w:t>);</w:t>
-        <w:br/>
-        <w:br/>
-        <w:t>CREATE TABLE book_genres (</w:t>
-        <w:br/>
-        <w:t xml:space="preserve">    book_id INTEGER NOT NULL,</w:t>
-        <w:br/>
-        <w:t xml:space="preserve">    genre_id INTEGER NOT NULL,</w:t>
-        <w:br/>
-        <w:t xml:space="preserve">    PRIMARY KEY (book_id, genre_id),</w:t>
-        <w:br/>
-        <w:t xml:space="preserve">    FOREIGN KEY (book_id) REFERENCES books(id) ON DELETE CASCADE,</w:t>
-        <w:br/>
-        <w:t xml:space="preserve">    FOREIGN KEY (genre_id) REFERENCES genres(id) ON DELETE RESTRICT</w:t>
-        <w:br/>
-        <w:t>);</w:t>
-        <w:br/>
-        <w:br/>
-        <w:t>-- ---------------------------------------------------------------------</w:t>
-        <w:br/>
-        <w:t>-- 3. Наполнение данными</w:t>
-        <w:br/>
-        <w:t>-- ---------------------------------------------------------------------</w:t>
-        <w:br/>
-        <w:br/>
-        <w:t>-- Издательства (5 записей &gt;= 4)</w:t>
-        <w:br/>
-        <w:t>INSERT INTO publishers (id, name, city) VALUES</w:t>
-        <w:br/>
-        <w:t>(1, 'Питер', 'Санкт-Петербург'),</w:t>
-        <w:br/>
-        <w:t>(2, 'Эксмо', 'Москва'),</w:t>
-        <w:br/>
-        <w:t>(3, 'АСТ', 'Москва'),</w:t>
-        <w:br/>
-        <w:t>(4, 'Вильямс', 'Москва'),</w:t>
-        <w:br/>
-        <w:t>(5, 'Альпина Паблишер', 'Москва');</w:t>
-        <w:br/>
-        <w:br/>
-        <w:t>-- Авторы (8 записей &gt;= 6)</w:t>
-        <w:br/>
-        <w:t>INSERT INTO authors (id, name, birth_year, country) VALUES</w:t>
-        <w:br/>
-        <w:t>(1, 'Лев Толстой', 1828, 'Россия'),</w:t>
-        <w:br/>
-        <w:t>(2, 'Фёдор Достоевский', 1821, 'Россия'),</w:t>
-        <w:br/>
-        <w:t>(3, 'Михаил Булгаков', 1891, 'СССР'),</w:t>
-        <w:br/>
-        <w:t>(4, 'Роберт Мартин', 1952, 'США'),</w:t>
-        <w:br/>
-        <w:t>(5, 'Эндрю Таненбаум', 1944, 'США'),</w:t>
-        <w:br/>
-        <w:t>(6, 'Дональд Кнут', 1938, 'США'),</w:t>
-        <w:br/>
-        <w:t>(7, 'Эрих Гамма', 1961, 'Швейцария'),</w:t>
-        <w:br/>
-        <w:t>(8, 'Ричард Хелм', 1960, 'США');</w:t>
-        <w:br/>
-        <w:br/>
-        <w:t>-- Книги (10 записей &gt;= 10)</w:t>
-        <w:br/>
-        <w:t>INSERT INTO books (id, title, isbn, publisher_id, publication_year, price) VALUES</w:t>
-        <w:br/>
-        <w:t>(1, 'Война и мир', '978-5-699-12345-1', 2, 2021, 1250.00),</w:t>
-        <w:br/>
-        <w:t>(2, 'Преступление и наказание', '978-5-17-098765-2', 3, 2020, 850.50),</w:t>
-        <w:br/>
-        <w:t>(3, 'Мастер и Маргарита', '978-5-389-11223-3', 2, 2022, 920.00),</w:t>
-        <w:br/>
-        <w:t>(4, 'Чистый код', '978-5-4461-0987-8', 1, 2023, 1850.00),</w:t>
-        <w:br/>
-        <w:t>(5, 'Идеальный программист', '978-5-4461-0555-1', 1, 2022, 1450.00),</w:t>
-        <w:br/>
-        <w:t>(6, 'Современные операционные системы', '978-5-4461-1122-9', 1, 2021, 2950.00),</w:t>
-        <w:br/>
-        <w:t>(7, 'Компьютерные сети', '978-5-4461-1155-7', 1, 2020, 3100.00),</w:t>
-        <w:br/>
-        <w:t>(8, 'Искусство программирования. Том 1', '978-5-8459-0081-0', 4, 2020, 4500.00),</w:t>
-        <w:br/>
-        <w:t>(9, 'Паттерны объектно-ориентированного проектирования', '978-5-4461-0112-2', 1, 2023, 2200.00),</w:t>
-        <w:br/>
-        <w:t>(10, 'Архитектура корпоративных программных приложений', '978-5-8459-0777-2', 4, 2021, 2800.00);</w:t>
-        <w:br/>
-        <w:br/>
-        <w:t>-- Связи книга-автор (12 записей &gt;= 12, у книг 9 и 10 - по 2 автора)</w:t>
-        <w:br/>
-        <w:t>INSERT INTO book_authors (book_id, author_id) VALUES</w:t>
-        <w:br/>
-        <w:t>(1, 1),</w:t>
-        <w:br/>
-        <w:t>(2, 2),</w:t>
-        <w:br/>
-        <w:t>(3, 3),</w:t>
-        <w:br/>
-        <w:t>(4, 4),</w:t>
-        <w:br/>
-        <w:t>(5, 4),</w:t>
-        <w:br/>
-        <w:t>(6, 5),</w:t>
-        <w:br/>
-        <w:t>(7, 5),</w:t>
-        <w:br/>
-        <w:t>(8, 6),</w:t>
-        <w:br/>
-        <w:t>(9, 7),</w:t>
-        <w:br/>
-        <w:t>(9, 8),</w:t>
-        <w:br/>
-        <w:t>(10, 4),</w:t>
-        <w:br/>
-        <w:t>(10, 7);</w:t>
-        <w:br/>
-        <w:br/>
-        <w:t>-- Экземпляры (16 записей &gt;= 15, у книг 1, 2, 4, 6, 9 - более одного экземпляра)</w:t>
-        <w:br/>
-        <w:t>INSERT INTO copies (id, book_id, inventory_no, status) VALUES</w:t>
-        <w:br/>
-        <w:t>(1, 1, 'INV-00101', 'доступна'),</w:t>
-        <w:br/>
-        <w:t>(2, 1, 'INV-00102', 'выдана'),</w:t>
-        <w:br/>
-        <w:t>(3, 2, 'INV-00201', 'доступна'),</w:t>
-        <w:br/>
-        <w:t>(4, 2, 'INV-00202', 'доступна'),</w:t>
-        <w:br/>
-        <w:t>(5, 3, 'INV-00301', 'выдана'),</w:t>
-        <w:br/>
-        <w:t>(6, 4, 'INV-00401', 'доступна'),</w:t>
-        <w:br/>
-        <w:t>(7, 4, 'INV-00402', 'доступна'),</w:t>
-        <w:br/>
-        <w:t>(8, 4, 'INV-00403', 'в ремонте'),</w:t>
-        <w:br/>
-        <w:t>(9, 5, 'INV-00501', 'доступна'),</w:t>
-        <w:br/>
-        <w:t>(10, 6, 'INV-00601', 'доступна'),</w:t>
-        <w:br/>
-        <w:t>(11, 6, 'INV-00602', 'выдана'),</w:t>
-        <w:br/>
-        <w:t>(12, 7, 'INV-00701', 'доступна'),</w:t>
-        <w:br/>
-        <w:t>(13, 8, 'INV-00801', 'доступна'),</w:t>
-        <w:br/>
-        <w:t>(14, 9, 'INV-00901', 'доступна'),</w:t>
-        <w:br/>
-        <w:t>(15, 9, 'INV-00902', 'выдана'),</w:t>
-        <w:br/>
-        <w:t>(16, 10, 'INV-01001', 'доступна');</w:t>
-        <w:br/>
-        <w:br/>
-        <w:t>-- Жанры и связи книга-жанр (Индивидуальное усложнение)</w:t>
-        <w:br/>
-        <w:t>INSERT INTO genres (id, name, description) VALUES</w:t>
-        <w:br/>
-        <w:t>(1, 'Классическая литература', 'Произведения признанных мировых и отечественных классиков'),</w:t>
-        <w:br/>
-        <w:t>(2, 'Компьютерная литература', 'Учебники и практические руководства по программированию и ИТ'),</w:t>
-        <w:br/>
-        <w:t>(3, 'Программирование и архитектура', 'Книги по чистому коду, паттернам и проектированию'),</w:t>
-        <w:br/>
-        <w:t>(4, 'Системное администрирование и сети', 'Архитектура ОС, сетевые протоколы и инфраструктура');</w:t>
-        <w:br/>
-        <w:br/>
-        <w:t>INSERT INTO book_genres (book_id, genre_id) VALUES</w:t>
-        <w:br/>
-        <w:t>(1, 1), (2, 1), (3, 1),</w:t>
-        <w:br/>
-        <w:t>(4, 2), (4, 3),</w:t>
-        <w:br/>
-        <w:t>(5, 2), (5, 3),</w:t>
-        <w:br/>
-        <w:t>(6, 2), (6, 4),</w:t>
-        <w:br/>
-        <w:t>(7, 2), (7, 4),</w:t>
-        <w:br/>
-        <w:t>(8, 2), (8, 3),</w:t>
-        <w:br/>
-        <w:t>(9, 2), (9, 3),</w:t>
-        <w:br/>
-        <w:t>(10, 2), (10, 3);</w:t>
-        <w:br/>
-        <w:br/>
-        <w:t>-- ---------------------------------------------------------------------</w:t>
-        <w:br/>
-        <w:t>-- 4. Негативное тестирование ссылочной целостности</w:t>
-        <w:br/>
-        <w:t>-- ---------------------------------------------------------------------</w:t>
-        <w:br/>
-        <w:br/>
-        <w:t>-- Тест 1: Добавить книгу со ссылкой на несуществующее издательство</w:t>
-        <w:br/>
-        <w:t>-- Сообщение SQLite: FOREIGN KEY constraint failed</w:t>
-        <w:br/>
-        <w:t xml:space="preserve">-- INSERT INTO books (title, isbn, publisher_id, publication_year, price) </w:t>
-        <w:br/>
-        <w:t>-- VALUES ('Книга без издательства', '978-0-9999-1111-1', 999, 2023, 1000.00);</w:t>
-        <w:br/>
-        <w:br/>
-        <w:t>-- Тест 2: Добавить связь book_authors с несуществующим book_id или author_id</w:t>
-        <w:br/>
-        <w:t>-- Сообщение SQLite: FOREIGN KEY constraint failed</w:t>
-        <w:br/>
-        <w:t>-- INSERT INTO book_authors (book_id, author_id) VALUES (999, 1);</w:t>
-        <w:br/>
-        <w:br/>
-        <w:t>-- Тест 3: Повторно добавить уже существующую пару book_id + author_id</w:t>
-        <w:br/>
-        <w:t>-- Сообщение SQLite: UNIQUE constraint failed: book_authors.book_id, book_authors.author_id</w:t>
-        <w:br/>
-        <w:t>-- INSERT INTO book_authors (book_id, author_id) VALUES (1, 1);</w:t>
-        <w:br/>
-        <w:br/>
-        <w:t>-- Тест 4: Удалить издательство, на которое ссылаются книги (проверка ON DELETE SET NULL)</w:t>
-        <w:br/>
-        <w:t>-- Издательство id=3 удаляется, у книги id=2 поле publisher_id становится NULL</w:t>
-        <w:br/>
-        <w:t>-- DELETE FROM publishers WHERE id = 3;</w:t>
-        <w:br/>
-        <w:br/>
-        <w:t>-- Тест 5: Удалить книгу, для которой существуют строки book_authors (проверка ON DELETE CASCADE)</w:t>
-        <w:br/>
-        <w:t>-- При удалении книги id=1 строки в book_authors и copies удаляются автоматически</w:t>
-        <w:br/>
-        <w:t>-- DELETE FROM books WHERE id = 1;</w:t>
-        <w:br/>
-        <w:br/>
-        <w:t>-- Тест 6: Попытаться удалить автора, у которого существуют связанные книги (проверка ON DELETE RESTRICT)</w:t>
-        <w:br/>
-        <w:t>-- Сообщение SQLite: FOREIGN KEY constraint failed</w:t>
-        <w:br/>
-        <w:t>-- DELETE FROM authors WHERE id = 4;</w:t>
-        <w:br/>
-        <w:br/>
-        <w:t>-- Тест 7: Создать второй экземпляр с уже существующим inventory_no</w:t>
-        <w:br/>
-        <w:t>-- Сообщение SQLite: UNIQUE constraint failed: copies.inventory_no</w:t>
-        <w:br/>
-        <w:t>-- INSERT INTO copies (book_id, inventory_no, status) VALUES (2, 'INV-00201', 'доступна');</w:t>
-        <w:br/>
-        <w:br/>
-        <w:t>-- Тест 8: Общая проверка целостности внешних ключей средствами SQLite</w:t>
-        <w:br/>
-        <w:t>-- Возвращает 0 строк при корректной базе данных</w:t>
-        <w:br/>
-        <w:t>PRAGMA foreign_key_check;</w:t>
-        <w:br/>
-        <w:br/>
-        <w:t>-- Проверка списков внешних ключей для таблиц</w:t>
-        <w:br/>
-        <w:t>PRAGMA foreign_key_list(books);</w:t>
-        <w:br/>
-        <w:t>PRAGMA foreign_key_list(book_authors);</w:t>
-        <w:br/>
-        <w:t>PRAGMA foreign_key_list(copies);</w:t>
+        <w:t>В данной работе реализованы ключевые SQL-запросы и логика Python-скрипта pz3.sql.</w:t>
+      </w:r>
+    </w:p>
+    <w:p>
+      <w:pPr>
+        <w:pStyle w:val="Heading1"/>
+      </w:pPr>
+      <w:r>
+        <w:t>Ключевые фрагменты:</w:t>
       </w:r>
     </w:p>
     <w:p>
       <w:r>
-        <w:drawing>
-          <wp:inline xmlns:a="http://schemas.openxmlformats.org/drawingml/2006/main" xmlns:pic="http://schemas.openxmlformats.org/drawingml/2006/picture">
-            <wp:extent cx="5486400" cy="3339548"/>
-            <wp:docPr id="1" name="Picture 1"/>
-            <wp:cNvGraphicFramePr>
-              <a:graphicFrameLocks noChangeAspect="1"/>
-            </wp:cNvGraphicFramePr>
-            <a:graphic>
-              <a:graphicData uri="http://schemas.openxmlformats.org/drawingml/2006/picture">
-                <pic:pic>
-                  <pic:nvPicPr>
-                    <pic:cNvPr id="0" name="pz3_schema_diagram.png"/>
-                    <pic:cNvPicPr/>
-                  </pic:nvPicPr>
-                  <pic:blipFill>
-                    <a:blip r:embed="rId9"/>
-                    <a:stretch>
-                      <a:fillRect/>
-                    </a:stretch>
-                  </pic:blipFill>
-                  <pic:spPr>
-                    <a:xfrm>
-                      <a:off x="0" y="0"/>
-                      <a:ext cx="5486400" cy="3339548"/>
-                    </a:xfrm>
-                    <a:prstGeom prst="rect"/>
-                  </pic:spPr>
-                </pic:pic>
-              </a:graphicData>
-            </a:graphic>
-          </wp:inline>
-        </w:drawing>
-      </w:r>
-    </w:p>
-    <w:p>
-      <w:r>
-        <w:drawing>
-          <wp:inline xmlns:a="http://schemas.openxmlformats.org/drawingml/2006/main" xmlns:pic="http://schemas.openxmlformats.org/drawingml/2006/picture">
-            <wp:extent cx="5486400" cy="3169920"/>
-            <wp:docPr id="2" name="Picture 2"/>
-            <wp:cNvGraphicFramePr>
-              <a:graphicFrameLocks noChangeAspect="1"/>
-            </wp:cNvGraphicFramePr>
-            <a:graphic>
-              <a:graphicData uri="http://schemas.openxmlformats.org/drawingml/2006/picture">
-                <pic:pic>
-                  <pic:nvPicPr>
-                    <pic:cNvPr id="0" name="pz3_test_fk.png"/>
-                    <pic:cNvPicPr/>
-                  </pic:nvPicPr>
-                  <pic:blipFill>
-                    <a:blip r:embed="rId10"/>
-                    <a:stretch>
-                      <a:fillRect/>
-                    </a:stretch>
-                  </pic:blipFill>
-                  <pic:spPr>
-                    <a:xfrm>
-                      <a:off x="0" y="0"/>
-                      <a:ext cx="5486400" cy="3169920"/>
-                    </a:xfrm>
-                    <a:prstGeom prst="rect"/>
-                  </pic:spPr>
-                </pic:pic>
-              </a:graphicData>
-            </a:graphic>
-          </wp:inline>
-        </w:drawing>
+        <w:t>...</w:t>
       </w:r>
     </w:p>
     <w:sectPr>

--- a/Отчет_ПЗ3_Кузьменко.docx
+++ b/Отчет_ПЗ3_Кузьменко.docx
@@ -5,8 +5,10 @@
     <w:p>
       <w:r>
         <w:rPr>
+          <w:rFonts w:ascii="Arial" w:hAnsi="Arial"/>
           <w:b/>
-          <w:sz w:val="28"/>
+          <w:color w:val="000000"/>
+          <w:sz w:val="32"/>
         </w:rPr>
         <w:t>Отчет по ПЗ 3</w:t>
       </w:r>
@@ -18,28 +20,497 @@
     </w:p>
     <w:p>
       <w:pPr>
-        <w:pStyle w:val="Heading1"/>
+        <w:pStyle w:val="Heading2"/>
       </w:pPr>
       <w:r>
-        <w:t>Анализ реализации:</w:t>
+        <w:t>Код:</w:t>
       </w:r>
     </w:p>
     <w:p>
       <w:r>
-        <w:t>В данной работе реализованы ключевые SQL-запросы и логика Python-скрипта pz3.sql.</w:t>
+        <w:t>-- =====================================================================</w:t>
+        <w:br/>
+        <w:t>-- ПРАКТИЧЕСКАЯ РАБОТА № 3</w:t>
+        <w:br/>
+        <w:t>-- Тема: Связи между таблицами и ссылочная целостность в SQLite</w:t>
+        <w:br/>
+        <w:t>-- Студент: Титов</w:t>
+        <w:br/>
+        <w:t>-- Файл скрипта: pz3.sql</w:t>
+        <w:br/>
+        <w:t>-- =====================================================================</w:t>
+        <w:br/>
+        <w:br/>
+        <w:t>-- Обязательное включение контроля внешних ключей в SQLite</w:t>
+        <w:br/>
+        <w:t>PRAGMA foreign_keys = ON;</w:t>
+        <w:br/>
+        <w:br/>
+        <w:t>-- ---------------------------------------------------------------------</w:t>
+        <w:br/>
+        <w:t>-- 1. Удаление дочерних и родительских таблиц (в порядке зависимостей)</w:t>
+        <w:br/>
+        <w:t>-- ---------------------------------------------------------------------</w:t>
+        <w:br/>
+        <w:t>DROP TABLE IF EXISTS book_genres;</w:t>
+        <w:br/>
+        <w:t>DROP TABLE IF EXISTS genres;</w:t>
+        <w:br/>
+        <w:t>DROP TABLE IF EXISTS copies;</w:t>
+        <w:br/>
+        <w:t>DROP TABLE IF EXISTS book_authors;</w:t>
+        <w:br/>
+        <w:t>DROP TABLE IF EXISTS books;</w:t>
+        <w:br/>
+        <w:t>DROP TABLE IF EXISTS authors;</w:t>
+        <w:br/>
+        <w:t>DROP TABLE IF EXISTS publishers;</w:t>
+        <w:br/>
+        <w:br/>
+        <w:t>-- ---------------------------------------------------------------------</w:t>
+        <w:br/>
+        <w:t>-- 2. Создание связанных таблиц схемы библиотеки</w:t>
+        <w:br/>
+        <w:t>-- ---------------------------------------------------------------------</w:t>
+        <w:br/>
+        <w:br/>
+        <w:t>-- Родительская таблица: Издательства</w:t>
+        <w:br/>
+        <w:t>CREATE TABLE publishers (</w:t>
+        <w:br/>
+        <w:t xml:space="preserve">    id INTEGER PRIMARY KEY AUTOINCREMENT,</w:t>
+        <w:br/>
+        <w:t xml:space="preserve">    name TEXT NOT NULL UNIQUE CHECK(length(trim(name)) &gt; 0),</w:t>
+        <w:br/>
+        <w:t xml:space="preserve">    city TEXT CHECK(city IS NULL OR length(trim(city)) &gt; 0)</w:t>
+        <w:br/>
+        <w:t>);</w:t>
+        <w:br/>
+        <w:br/>
+        <w:t>-- Родительская таблица: Авторы</w:t>
+        <w:br/>
+        <w:t>CREATE TABLE authors (</w:t>
+        <w:br/>
+        <w:t xml:space="preserve">    id INTEGER PRIMARY KEY AUTOINCREMENT,</w:t>
+        <w:br/>
+        <w:t xml:space="preserve">    name TEXT NOT NULL UNIQUE CHECK(length(trim(name)) &gt; 0),</w:t>
+        <w:br/>
+        <w:t xml:space="preserve">    birth_year INTEGER CHECK(birth_year IS NULL OR (birth_year &gt;= 1800 AND birth_year &lt;= 2026)),</w:t>
+        <w:br/>
+        <w:t xml:space="preserve">    country TEXT CHECK(country IS NULL OR length(trim(country)) &gt; 0)</w:t>
+        <w:br/>
+        <w:t>);</w:t>
+        <w:br/>
+        <w:br/>
+        <w:t>-- Таблица библиографического описания: Книги</w:t>
+        <w:br/>
+        <w:t>-- Связь с publishers (1:N) с правилом ON DELETE SET NULL</w:t>
+        <w:br/>
+        <w:t>CREATE TABLE books (</w:t>
+        <w:br/>
+        <w:t xml:space="preserve">    id INTEGER PRIMARY KEY AUTOINCREMENT,</w:t>
+        <w:br/>
+        <w:t xml:space="preserve">    title TEXT NOT NULL CHECK(length(trim(title)) &gt; 0),</w:t>
+        <w:br/>
+        <w:t xml:space="preserve">    isbn TEXT NOT NULL UNIQUE CHECK(length(trim(isbn)) &gt;= 10),</w:t>
+        <w:br/>
+        <w:t xml:space="preserve">    publisher_id INTEGER,</w:t>
+        <w:br/>
+        <w:t xml:space="preserve">    publication_year INTEGER CHECK(publication_year IS NULL OR (publication_year &gt;= 1500 AND publication_year &lt;= 2026)),</w:t>
+        <w:br/>
+        <w:t xml:space="preserve">    price REAL NOT NULL CHECK(price &gt; 0),</w:t>
+        <w:br/>
+        <w:t xml:space="preserve">    FOREIGN KEY (publisher_id) REFERENCES publishers(id) ON DELETE SET NULL</w:t>
+        <w:br/>
+        <w:t>);</w:t>
+        <w:br/>
+        <w:br/>
+        <w:t>-- Связующая таблица отношения M:N между books и authors</w:t>
+        <w:br/>
+        <w:t>-- Составной PRIMARY KEY (book_id, author_id)</w:t>
+        <w:br/>
+        <w:t>-- ON DELETE CASCADE для книги, ON DELETE RESTRICT для автора</w:t>
+        <w:br/>
+        <w:t>CREATE TABLE book_authors (</w:t>
+        <w:br/>
+        <w:t xml:space="preserve">    book_id INTEGER NOT NULL,</w:t>
+        <w:br/>
+        <w:t xml:space="preserve">    author_id INTEGER NOT NULL,</w:t>
+        <w:br/>
+        <w:t xml:space="preserve">    PRIMARY KEY (book_id, author_id),</w:t>
+        <w:br/>
+        <w:t xml:space="preserve">    FOREIGN KEY (book_id) REFERENCES books(id) ON DELETE CASCADE,</w:t>
+        <w:br/>
+        <w:t xml:space="preserve">    FOREIGN KEY (author_id) REFERENCES authors(id) ON DELETE RESTRICT</w:t>
+        <w:br/>
+        <w:t>);</w:t>
+        <w:br/>
+        <w:br/>
+        <w:t>-- Таблица физических экземпляров: copies</w:t>
+        <w:br/>
+        <w:t>-- Связь с books (1:N) с правилом ON DELETE CASCADE</w:t>
+        <w:br/>
+        <w:t>CREATE TABLE copies (</w:t>
+        <w:br/>
+        <w:t xml:space="preserve">    id INTEGER PRIMARY KEY AUTOINCREMENT,</w:t>
+        <w:br/>
+        <w:t xml:space="preserve">    book_id INTEGER NOT NULL,</w:t>
+        <w:br/>
+        <w:t xml:space="preserve">    inventory_no TEXT NOT NULL UNIQUE CHECK(length(trim(inventory_no)) &gt; 0),</w:t>
+        <w:br/>
+        <w:t xml:space="preserve">    status TEXT NOT NULL CHECK(status IN ('доступна', 'выдана', 'в ремонте', 'списана')),</w:t>
+        <w:br/>
+        <w:t xml:space="preserve">    FOREIGN KEY (book_id) REFERENCES books(id) ON DELETE CASCADE</w:t>
+        <w:br/>
+        <w:t>);</w:t>
+        <w:br/>
+        <w:br/>
+        <w:t>-- Индивидуальное усложнение: Вариант A (Жанры книг M:N)</w:t>
+        <w:br/>
+        <w:t>CREATE TABLE genres (</w:t>
+        <w:br/>
+        <w:t xml:space="preserve">    id INTEGER PRIMARY KEY AUTOINCREMENT,</w:t>
+        <w:br/>
+        <w:t xml:space="preserve">    name TEXT NOT NULL UNIQUE CHECK(length(trim(name)) &gt; 0),</w:t>
+        <w:br/>
+        <w:t xml:space="preserve">    description TEXT</w:t>
+        <w:br/>
+        <w:t>);</w:t>
+        <w:br/>
+        <w:br/>
+        <w:t>CREATE TABLE book_genres (</w:t>
+        <w:br/>
+        <w:t xml:space="preserve">    book_id INTEGER NOT NULL,</w:t>
+        <w:br/>
+        <w:t xml:space="preserve">    genre_id INTEGER NOT NULL,</w:t>
+        <w:br/>
+        <w:t xml:space="preserve">    PRIMARY KEY (book_id, genre_id),</w:t>
+        <w:br/>
+        <w:t xml:space="preserve">    FOREIGN KEY (book_id) REFERENCES books(id) ON DELETE CASCADE,</w:t>
+        <w:br/>
+        <w:t xml:space="preserve">    FOREIGN KEY (genre_id) REFERENCES genres(id) ON DELETE RESTRICT</w:t>
+        <w:br/>
+        <w:t>);</w:t>
+        <w:br/>
+        <w:br/>
+        <w:t>-- ---------------------------------------------------------------------</w:t>
+        <w:br/>
+        <w:t>-- 3. Наполнение данными</w:t>
+        <w:br/>
+        <w:t>-- ---------------------------------------------------------------------</w:t>
+        <w:br/>
+        <w:br/>
+        <w:t>-- Издательства (5 записей &gt;= 4)</w:t>
+        <w:br/>
+        <w:t>INSERT INTO publishers (id, name, city) VALUES</w:t>
+        <w:br/>
+        <w:t>(1, 'Питер', 'Санкт-Петербург'),</w:t>
+        <w:br/>
+        <w:t>(2, 'Эксмо', 'Москва'),</w:t>
+        <w:br/>
+        <w:t>(3, 'АСТ', 'Москва'),</w:t>
+        <w:br/>
+        <w:t>(4, 'Вильямс', 'Москва'),</w:t>
+        <w:br/>
+        <w:t>(5, 'Альпина Паблишер', 'Москва');</w:t>
+        <w:br/>
+        <w:br/>
+        <w:t>-- Авторы (8 записей &gt;= 6)</w:t>
+        <w:br/>
+        <w:t>INSERT INTO authors (id, name, birth_year, country) VALUES</w:t>
+        <w:br/>
+        <w:t>(1, 'Лев Толстой', 1828, 'Россия'),</w:t>
+        <w:br/>
+        <w:t>(2, 'Фёдор Достоевский', 1821, 'Россия'),</w:t>
+        <w:br/>
+        <w:t>(3, 'Михаил Булгаков', 1891, 'СССР'),</w:t>
+        <w:br/>
+        <w:t>(4, 'Роберт Мартин', 1952, 'США'),</w:t>
+        <w:br/>
+        <w:t>(5, 'Эндрю Таненбаум', 1944, 'США'),</w:t>
+        <w:br/>
+        <w:t>(6, 'Дональд Кнут', 1938, 'США'),</w:t>
+        <w:br/>
+        <w:t>(7, 'Эрих Гамма', 1961, 'Швейцария'),</w:t>
+        <w:br/>
+        <w:t>(8, 'Ричард Хелм', 1960, 'США');</w:t>
+        <w:br/>
+        <w:br/>
+        <w:t>-- Книги (10 записей &gt;= 10)</w:t>
+        <w:br/>
+        <w:t>INSERT INTO books (id, title, isbn, publisher_id, publication_year, price) VALUES</w:t>
+        <w:br/>
+        <w:t>(1, 'Война и мир', '978-5-699-12345-1', 2, 2021, 1250.00),</w:t>
+        <w:br/>
+        <w:t>(2, 'Преступление и наказание', '978-5-17-098765-2', 3, 2020, 850.50),</w:t>
+        <w:br/>
+        <w:t>(3, 'Мастер и Маргарита', '978-5-389-11223-3', 2, 2022, 920.00),</w:t>
+        <w:br/>
+        <w:t>(4, 'Чистый код', '978-5-4461-0987-8', 1, 2023, 1850.00),</w:t>
+        <w:br/>
+        <w:t>(5, 'Идеальный программист', '978-5-4461-0555-1', 1, 2022, 1450.00),</w:t>
+        <w:br/>
+        <w:t>(6, 'Современные операционные системы', '978-5-4461-1122-9', 1, 2021, 2950.00),</w:t>
+        <w:br/>
+        <w:t>(7, 'Компьютерные сети', '978-5-4461-1155-7', 1, 2020, 3100.00),</w:t>
+        <w:br/>
+        <w:t>(8, 'Искусство программирования. Том 1', '978-5-8459-0081-0', 4, 2020, 4500.00),</w:t>
+        <w:br/>
+        <w:t>(9, 'Паттерны объектно-ориентированного проектирования', '978-5-4461-0112-2', 1, 2023, 2200.00),</w:t>
+        <w:br/>
+        <w:t>(10, 'Архитектура корпоративных программных приложений', '978-5-8459-0777-2', 4, 2021, 2800.00);</w:t>
+        <w:br/>
+        <w:br/>
+        <w:t>-- Связи книга-автор (12 записей &gt;= 12, у книг 9 и 10 - по 2 автора)</w:t>
+        <w:br/>
+        <w:t>INSERT INTO book_authors (book_id, author_id) VALUES</w:t>
+        <w:br/>
+        <w:t>(1, 1),</w:t>
+        <w:br/>
+        <w:t>(2, 2),</w:t>
+        <w:br/>
+        <w:t>(3, 3),</w:t>
+        <w:br/>
+        <w:t>(4, 4),</w:t>
+        <w:br/>
+        <w:t>(5, 4),</w:t>
+        <w:br/>
+        <w:t>(6, 5),</w:t>
+        <w:br/>
+        <w:t>(7, 5),</w:t>
+        <w:br/>
+        <w:t>(8, 6),</w:t>
+        <w:br/>
+        <w:t>(9, 7),</w:t>
+        <w:br/>
+        <w:t>(9, 8),</w:t>
+        <w:br/>
+        <w:t>(10, 4),</w:t>
+        <w:br/>
+        <w:t>(10, 7);</w:t>
+        <w:br/>
+        <w:br/>
+        <w:t>-- Экземпляры (16 записей &gt;= 15, у книг 1, 2, 4, 6, 9 - более одного экземпляра)</w:t>
+        <w:br/>
+        <w:t>INSERT INTO copies (id, book_id, inventory_no, status) VALUES</w:t>
+        <w:br/>
+        <w:t>(1, 1, 'INV-00101', 'доступна'),</w:t>
+        <w:br/>
+        <w:t>(2, 1, 'INV-00102', 'выдана'),</w:t>
+        <w:br/>
+        <w:t>(3, 2, 'INV-00201', 'доступна'),</w:t>
+        <w:br/>
+        <w:t>(4, 2, 'INV-00202', 'доступна'),</w:t>
+        <w:br/>
+        <w:t>(5, 3, 'INV-00301', 'выдана'),</w:t>
+        <w:br/>
+        <w:t>(6, 4, 'INV-00401', 'доступна'),</w:t>
+        <w:br/>
+        <w:t>(7, 4, 'INV-00402', 'доступна'),</w:t>
+        <w:br/>
+        <w:t>(8, 4, 'INV-00403', 'в ремонте'),</w:t>
+        <w:br/>
+        <w:t>(9, 5, 'INV-00501', 'доступна'),</w:t>
+        <w:br/>
+        <w:t>(10, 6, 'INV-00601', 'доступна'),</w:t>
+        <w:br/>
+        <w:t>(11, 6, 'INV-00602', 'выдана'),</w:t>
+        <w:br/>
+        <w:t>(12, 7, 'INV-00701', 'доступна'),</w:t>
+        <w:br/>
+        <w:t>(13, 8, 'INV-00801', 'доступна'),</w:t>
+        <w:br/>
+        <w:t>(14, 9, 'INV-00901', 'доступна'),</w:t>
+        <w:br/>
+        <w:t>(15, 9, 'INV-00902', 'выдана'),</w:t>
+        <w:br/>
+        <w:t>(16, 10, 'INV-01001', 'доступна');</w:t>
+        <w:br/>
+        <w:br/>
+        <w:t>-- Жанры и связи книга-жанр (Индивидуальное усложнение)</w:t>
+        <w:br/>
+        <w:t>INSERT INTO genres (id, name, description) VALUES</w:t>
+        <w:br/>
+        <w:t>(1, 'Классическая литература', 'Произведения признанных мировых и отечественных классиков'),</w:t>
+        <w:br/>
+        <w:t>(2, 'Компьютерная литература', 'Учебники и практические руководства по программированию и ИТ'),</w:t>
+        <w:br/>
+        <w:t>(3, 'Программирование и архитектура', 'Книги по чистому коду, паттернам и проектированию'),</w:t>
+        <w:br/>
+        <w:t>(4, 'Системное администрирование и сети', 'Архитектура ОС, сетевые протоколы и инфраструктура');</w:t>
+        <w:br/>
+        <w:br/>
+        <w:t>INSERT INTO book_genres (book_id, genre_id) VALUES</w:t>
+        <w:br/>
+        <w:t>(1, 1), (2, 1), (3, 1),</w:t>
+        <w:br/>
+        <w:t>(4, 2), (4, 3),</w:t>
+        <w:br/>
+        <w:t>(5, 2), (5, 3),</w:t>
+        <w:br/>
+        <w:t>(6, 2), (6, 4),</w:t>
+        <w:br/>
+        <w:t>(7, 2), (7, 4),</w:t>
+        <w:br/>
+        <w:t>(8, 2), (8, 3),</w:t>
+        <w:br/>
+        <w:t>(9, 2), (9, 3),</w:t>
+        <w:br/>
+        <w:t>(10, 2), (10, 3);</w:t>
+        <w:br/>
+        <w:br/>
+        <w:t>-- ---------------------------------------------------------------------</w:t>
+        <w:br/>
+        <w:t>-- 4. Негативное тестирование ссылочной целостности</w:t>
+        <w:br/>
+        <w:t>-- ---------------------------------------------------------------------</w:t>
+        <w:br/>
+        <w:br/>
+        <w:t>-- Тест 1: Добавить книгу со ссылкой на несуществующее издательство</w:t>
+        <w:br/>
+        <w:t>-- Сообщение SQLite: FOREIGN KEY constraint failed</w:t>
+        <w:br/>
+        <w:t xml:space="preserve">-- INSERT INTO books (title, isbn, publisher_id, publication_year, price) </w:t>
+        <w:br/>
+        <w:t>-- VALUES ('Книга без издательства', '978-0-9999-1111-1', 999, 2023, 1000.00);</w:t>
+        <w:br/>
+        <w:br/>
+        <w:t>-- Тест 2: Добавить связь book_authors с несуществующим book_id или author_id</w:t>
+        <w:br/>
+        <w:t>-- Сообщение SQLite: FOREIGN KEY constraint failed</w:t>
+        <w:br/>
+        <w:t>-- INSERT INTO book_authors (book_id, author_id) VALUES (999, 1);</w:t>
+        <w:br/>
+        <w:br/>
+        <w:t>-- Тест 3: Повторно добавить уже существующую пару book_id + author_id</w:t>
+        <w:br/>
+        <w:t>-- Сообщение SQLite: UNIQUE constraint failed: book_authors.book_id, book_authors.author_id</w:t>
+        <w:br/>
+        <w:t>-- INSERT INTO book_authors (book_id, author_id) VALUES (1, 1);</w:t>
+        <w:br/>
+        <w:br/>
+        <w:t>-- Тест 4: Удалить издательство, на которое ссылаются книги (проверка ON DELETE SET NULL)</w:t>
+        <w:br/>
+        <w:t>-- Издательство id=3 удаляется, у книги id=2 поле publisher_id становится NULL</w:t>
+        <w:br/>
+        <w:t>-- DELETE FROM publishers WHERE id = 3;</w:t>
+        <w:br/>
+        <w:br/>
+        <w:t>-- Тест 5: Удалить книгу, для которой существуют строки book_authors (проверка ON DELETE CASCADE)</w:t>
+        <w:br/>
+        <w:t>-- При удалении книги id=1 строки в book_authors и copies удаляются автоматически</w:t>
+        <w:br/>
+        <w:t>-- DELETE FROM books WHERE id = 1;</w:t>
+        <w:br/>
+        <w:br/>
+        <w:t>-- Тест 6: Попытаться удалить автора, у которого существуют связанные книги (проверка ON DELETE RESTRICT)</w:t>
+        <w:br/>
+        <w:t>-- Сообщение SQLite: FOREIGN KEY constraint failed</w:t>
+        <w:br/>
+        <w:t>-- DELETE FROM authors WHERE id = 4;</w:t>
+        <w:br/>
+        <w:br/>
+        <w:t>-- Тест 7: Создать второй экземпляр с уже существующим inventory_no</w:t>
+        <w:br/>
+        <w:t>-- Сообщение SQLite: UNIQUE constraint failed: copies.inventory_no</w:t>
+        <w:br/>
+        <w:t>-- INSERT INTO copies (book_id, inventory_no, status) VALUES (2, 'INV-00201', 'доступна');</w:t>
+        <w:br/>
+        <w:br/>
+        <w:t>-- Тест 8: Общая проверка целостности внешних ключей средствами SQLite</w:t>
+        <w:br/>
+        <w:t>-- Возвращает 0 строк при корректной базе данных</w:t>
+        <w:br/>
+        <w:t>PRAGMA foreign_key_check;</w:t>
+        <w:br/>
+        <w:br/>
+        <w:t>-- Проверка списков внешних ключей для таблиц</w:t>
+        <w:br/>
+        <w:t>PRAGMA foreign_key_list(books);</w:t>
+        <w:br/>
+        <w:t>PRAGMA foreign_key_list(book_authors);</w:t>
+        <w:br/>
+        <w:t>PRAGMA foreign_key_list(copies);</w:t>
       </w:r>
     </w:p>
     <w:p>
       <w:pPr>
-        <w:pStyle w:val="Heading1"/>
+        <w:pStyle w:val="Heading2"/>
       </w:pPr>
       <w:r>
-        <w:t>Ключевые фрагменты:</w:t>
+        <w:t>Скриншоты:</w:t>
       </w:r>
     </w:p>
     <w:p>
       <w:r>
-        <w:t>...</w:t>
+        <w:drawing>
+          <wp:inline xmlns:a="http://schemas.openxmlformats.org/drawingml/2006/main" xmlns:pic="http://schemas.openxmlformats.org/drawingml/2006/picture">
+            <wp:extent cx="5486400" cy="3339548"/>
+            <wp:docPr id="1" name="Picture 1"/>
+            <wp:cNvGraphicFramePr>
+              <a:graphicFrameLocks noChangeAspect="1"/>
+            </wp:cNvGraphicFramePr>
+            <a:graphic>
+              <a:graphicData uri="http://schemas.openxmlformats.org/drawingml/2006/picture">
+                <pic:pic>
+                  <pic:nvPicPr>
+                    <pic:cNvPr id="0" name="pz3_schema_diagram.png"/>
+                    <pic:cNvPicPr/>
+                  </pic:nvPicPr>
+                  <pic:blipFill>
+                    <a:blip r:embed="rId9"/>
+                    <a:stretch>
+                      <a:fillRect/>
+                    </a:stretch>
+                  </pic:blipFill>
+                  <pic:spPr>
+                    <a:xfrm>
+                      <a:off x="0" y="0"/>
+                      <a:ext cx="5486400" cy="3339548"/>
+                    </a:xfrm>
+                    <a:prstGeom prst="rect"/>
+                  </pic:spPr>
+                </pic:pic>
+              </a:graphicData>
+            </a:graphic>
+          </wp:inline>
+        </w:drawing>
+      </w:r>
+    </w:p>
+    <w:p>
+      <w:r>
+        <w:drawing>
+          <wp:inline xmlns:a="http://schemas.openxmlformats.org/drawingml/2006/main" xmlns:pic="http://schemas.openxmlformats.org/drawingml/2006/picture">
+            <wp:extent cx="5486400" cy="3169920"/>
+            <wp:docPr id="2" name="Picture 2"/>
+            <wp:cNvGraphicFramePr>
+              <a:graphicFrameLocks noChangeAspect="1"/>
+            </wp:cNvGraphicFramePr>
+            <a:graphic>
+              <a:graphicData uri="http://schemas.openxmlformats.org/drawingml/2006/picture">
+                <pic:pic>
+                  <pic:nvPicPr>
+                    <pic:cNvPr id="0" name="pz3_test_fk.png"/>
+                    <pic:cNvPicPr/>
+                  </pic:nvPicPr>
+                  <pic:blipFill>
+                    <a:blip r:embed="rId10"/>
+                    <a:stretch>
+                      <a:fillRect/>
+                    </a:stretch>
+                  </pic:blipFill>
+                  <pic:spPr>
+                    <a:xfrm>
+                      <a:off x="0" y="0"/>
+                      <a:ext cx="5486400" cy="3169920"/>
+                    </a:xfrm>
+                    <a:prstGeom prst="rect"/>
+                  </pic:spPr>
+                </pic:pic>
+              </a:graphicData>
+            </a:graphic>
+          </wp:inline>
+        </w:drawing>
       </w:r>
     </w:p>
     <w:sectPr>
